--- a/readme files/KidsRideOnFramework_v4.0.docx
+++ b/readme files/KidsRideOnFramework_v4.0.docx
@@ -1028,6 +1028,15 @@
       <w:r>
         <w:t>Intended for advanced safety or braking modes</w:t>
       </w:r>
+      <w:r>
+        <w:t xml:space="preserve">.. but this is not actually implemented in code </w:t>
+      </w:r>
+      <w:r>
+        <w:t xml:space="preserve">and can be used for anything you desire ie does not have to be for </w:t>
+      </w:r>
+      <w:r>
+        <w:t xml:space="preserve">e-brake or mode </w:t>
+      </w:r>
     </w:p>
     <w:p>
       <w:pPr>
@@ -1073,7 +1082,13 @@
         <w:t>Down + Reverse</w:t>
       </w:r>
       <w:r>
-        <w:t xml:space="preserve"> for 3 seconds 2. Return controls to neutral 3. Remote gains control 4. Control auto-releases after 10 seconds of inactivity</w:t>
+        <w:t xml:space="preserve"> for 3 seconds 2. Return controls to neutral 3. Remote gains control 4. Control auto-releases after </w:t>
+      </w:r>
+      <w:r>
+        <w:t>2</w:t>
+      </w:r>
+      <w:r>
+        <w:t>0 seconds of inactivity</w:t>
       </w:r>
     </w:p>
     <w:p>
@@ -1163,18 +1178,10 @@
         <w:t>Mu</w:t>
       </w:r>
       <w:r>
-        <w:t xml:space="preserve">st include during Takeover </w:t>
-      </w:r>
-      <w:proofErr w:type="gramStart"/>
-      <w:r>
-        <w:t>Procedure</w:t>
-      </w:r>
-      <w:r>
-        <w:t>(</w:t>
-      </w:r>
-      <w:proofErr w:type="gramEnd"/>
-      <w:r>
-        <w:t xml:space="preserve">prevents </w:t>
+        <w:t>st include during Takeover Procedure</w:t>
+      </w:r>
+      <w:r>
+        <w:t xml:space="preserve">(prevents </w:t>
       </w:r>
       <w:r>
         <w:t>sudden stop on takeover if vehicle is moving fast)</w:t>
@@ -1397,14 +1404,7 @@
           <w:b/>
           <w:bCs/>
         </w:rPr>
-        <w:t>BLUE</w:t>
-      </w:r>
-      <w:r>
-        <w:rPr>
-          <w:b/>
-          <w:bCs/>
-        </w:rPr>
-        <w:t xml:space="preserve"> pulsing</w:t>
+        <w:t>BLUE pulsing</w:t>
       </w:r>
     </w:p>
     <w:p>
